--- a/2025-1 Trabajo_de_Campo___S07.docx
+++ b/2025-1 Trabajo_de_Campo___S07.docx
@@ -819,18 +819,8 @@
           <w:sz w:val="32"/>
           <w:szCs w:val="32"/>
         </w:rPr>
-        <w:t xml:space="preserve">Espinoza </w:t>
+        <w:t>Espinoza Edquen</w:t>
       </w:r>
-      <w:proofErr w:type="spellStart"/>
-      <w:r>
-        <w:rPr>
-          <w:rFonts w:ascii="Arial" w:eastAsia="Arial" w:hAnsi="Arial" w:cs="Arial"/>
-          <w:sz w:val="32"/>
-          <w:szCs w:val="32"/>
-        </w:rPr>
-        <w:t>Edquen</w:t>
-      </w:r>
-      <w:proofErr w:type="spellEnd"/>
       <w:r>
         <w:rPr>
           <w:rFonts w:ascii="Arial" w:eastAsia="Arial" w:hAnsi="Arial" w:cs="Arial"/>
@@ -1605,155 +1595,275 @@
     </w:p>
     <w:p>
       <w:pPr>
-        <w:pBdr>
-          <w:top w:val="none" w:sz="4" w:space="0" w:color="000000"/>
-          <w:left w:val="none" w:sz="4" w:space="0" w:color="000000"/>
-          <w:bottom w:val="none" w:sz="4" w:space="0" w:color="000000"/>
-          <w:right w:val="none" w:sz="4" w:space="0" w:color="000000"/>
-        </w:pBdr>
-        <w:shd w:val="clear" w:color="FFFFFF" w:fill="FFFFFF"/>
-        <w:jc w:val="both"/>
+        <w:numPr>
+          <w:ilvl w:val="0"/>
+          <w:numId w:val="42"/>
+        </w:numPr>
+        <w:tabs>
+          <w:tab w:val="num" w:pos="720"/>
+        </w:tabs>
+        <w:spacing w:line="360" w:lineRule="auto"/>
+        <w:rPr>
+          <w:rFonts w:ascii="Arial" w:hAnsi="Arial" w:cs="Arial"/>
+          <w:b/>
+          <w:bCs/>
+          <w:lang w:val="es-PE"/>
+        </w:rPr>
       </w:pPr>
       <w:r>
         <w:rPr>
-          <w:rFonts w:ascii="Arial" w:eastAsia="Arial" w:hAnsi="Arial" w:cs="Arial"/>
-          <w:color w:val="000000"/>
-          <w:spacing w:val="2"/>
-          <w:highlight w:val="white"/>
-        </w:rPr>
-        <w:t>El registro de datos se realizó de forma manual y no se digitalizó.</w:t>
+          <w:rFonts w:ascii="Arial" w:hAnsi="Arial" w:cs="Arial"/>
+          <w:b/>
+          <w:bCs/>
+          <w:lang w:val="es-PE"/>
+        </w:rPr>
+        <w:t>Restricciones técnicas:</w:t>
       </w:r>
     </w:p>
     <w:p>
       <w:pPr>
-        <w:pBdr>
-          <w:top w:val="none" w:sz="4" w:space="0" w:color="000000"/>
-          <w:left w:val="none" w:sz="4" w:space="0" w:color="000000"/>
-          <w:bottom w:val="none" w:sz="4" w:space="0" w:color="000000"/>
-          <w:right w:val="none" w:sz="4" w:space="0" w:color="000000"/>
-        </w:pBdr>
-        <w:shd w:val="clear" w:color="FFFFFF" w:fill="FFFFFF"/>
-        <w:jc w:val="both"/>
-      </w:pPr>
-    </w:p>
-    <w:p>
-      <w:pPr>
-        <w:pBdr>
-          <w:top w:val="none" w:sz="4" w:space="0" w:color="000000"/>
-          <w:left w:val="none" w:sz="4" w:space="0" w:color="000000"/>
-          <w:bottom w:val="none" w:sz="4" w:space="0" w:color="000000"/>
-          <w:right w:val="none" w:sz="4" w:space="0" w:color="000000"/>
-        </w:pBdr>
-        <w:shd w:val="clear" w:color="FFFFFF" w:fill="FFFFFF"/>
-        <w:jc w:val="both"/>
+        <w:numPr>
+          <w:ilvl w:val="1"/>
+          <w:numId w:val="41"/>
+        </w:numPr>
+        <w:tabs>
+          <w:tab w:val="clear" w:pos="1440"/>
+        </w:tabs>
+        <w:spacing w:line="360" w:lineRule="auto"/>
+        <w:ind w:left="851"/>
+        <w:rPr>
+          <w:rFonts w:ascii="Arial" w:hAnsi="Arial" w:cs="Arial"/>
+          <w:lang w:val="es-PE"/>
+        </w:rPr>
       </w:pPr>
       <w:r>
         <w:rPr>
-          <w:rFonts w:ascii="Arial" w:eastAsia="Arial" w:hAnsi="Arial" w:cs="Arial"/>
-          <w:color w:val="000000"/>
-          <w:spacing w:val="2"/>
-          <w:highlight w:val="white"/>
-        </w:rPr>
-        <w:t>Existe una falta de conexión directa entre las reservas de la plataforma (Airbnb/Booking) y los sistemas internos.</w:t>
+          <w:rFonts w:ascii="Arial" w:hAnsi="Arial" w:cs="Arial"/>
+          <w:lang w:val="es-PE"/>
+        </w:rPr>
+        <w:t>Plataforma exclusiva para escritorio (sin versión móvil o web)</w:t>
       </w:r>
     </w:p>
     <w:p>
       <w:pPr>
-        <w:pBdr>
-          <w:top w:val="none" w:sz="4" w:space="0" w:color="000000"/>
-          <w:left w:val="none" w:sz="4" w:space="0" w:color="000000"/>
-          <w:bottom w:val="none" w:sz="4" w:space="0" w:color="000000"/>
-          <w:right w:val="none" w:sz="4" w:space="0" w:color="000000"/>
-        </w:pBdr>
-        <w:shd w:val="clear" w:color="FFFFFF" w:fill="FFFFFF"/>
-        <w:jc w:val="both"/>
-      </w:pPr>
-    </w:p>
-    <w:p>
-      <w:pPr>
-        <w:pBdr>
-          <w:top w:val="none" w:sz="4" w:space="0" w:color="000000"/>
-          <w:left w:val="none" w:sz="4" w:space="0" w:color="000000"/>
-          <w:bottom w:val="none" w:sz="4" w:space="0" w:color="000000"/>
-          <w:right w:val="none" w:sz="4" w:space="0" w:color="000000"/>
-        </w:pBdr>
-        <w:shd w:val="clear" w:color="FFFFFF" w:fill="FFFFFF"/>
-        <w:jc w:val="both"/>
+        <w:numPr>
+          <w:ilvl w:val="1"/>
+          <w:numId w:val="41"/>
+        </w:numPr>
+        <w:tabs>
+          <w:tab w:val="clear" w:pos="1440"/>
+        </w:tabs>
+        <w:spacing w:line="360" w:lineRule="auto"/>
+        <w:ind w:left="851"/>
+        <w:rPr>
+          <w:rFonts w:ascii="Arial" w:hAnsi="Arial" w:cs="Arial"/>
+          <w:lang w:val="es-PE"/>
+        </w:rPr>
       </w:pPr>
       <w:r>
         <w:rPr>
-          <w:rFonts w:ascii="Arial" w:eastAsia="Arial" w:hAnsi="Arial" w:cs="Arial"/>
-          <w:color w:val="000000"/>
-          <w:spacing w:val="2"/>
-          <w:highlight w:val="white"/>
-        </w:rPr>
-        <w:t>Falta de roles definidos para el acceso y permisos en la gestión de bases de datos.</w:t>
+          <w:rFonts w:ascii="Arial" w:hAnsi="Arial" w:cs="Arial"/>
+          <w:lang w:val="es-PE"/>
+        </w:rPr>
+        <w:t>Desarrollo en Java estándar sin dependencias externas complejas</w:t>
       </w:r>
     </w:p>
     <w:p>
       <w:pPr>
-        <w:pBdr>
-          <w:top w:val="none" w:sz="4" w:space="0" w:color="000000"/>
-          <w:left w:val="none" w:sz="4" w:space="0" w:color="000000"/>
-          <w:bottom w:val="none" w:sz="4" w:space="0" w:color="000000"/>
-          <w:right w:val="none" w:sz="4" w:space="0" w:color="000000"/>
-        </w:pBdr>
-        <w:shd w:val="clear" w:color="FFFFFF" w:fill="FFFFFF"/>
-        <w:jc w:val="both"/>
-      </w:pPr>
-    </w:p>
-    <w:p>
-      <w:pPr>
-        <w:pBdr>
-          <w:top w:val="none" w:sz="4" w:space="0" w:color="000000"/>
-          <w:left w:val="none" w:sz="4" w:space="0" w:color="000000"/>
-          <w:bottom w:val="none" w:sz="4" w:space="0" w:color="000000"/>
-          <w:right w:val="none" w:sz="4" w:space="0" w:color="000000"/>
-        </w:pBdr>
-        <w:shd w:val="clear" w:color="FFFFFF" w:fill="FFFFFF"/>
-        <w:jc w:val="both"/>
+        <w:numPr>
+          <w:ilvl w:val="1"/>
+          <w:numId w:val="41"/>
+        </w:numPr>
+        <w:tabs>
+          <w:tab w:val="clear" w:pos="1440"/>
+        </w:tabs>
+        <w:spacing w:line="360" w:lineRule="auto"/>
+        <w:ind w:left="851"/>
+        <w:rPr>
+          <w:rFonts w:ascii="Arial" w:hAnsi="Arial" w:cs="Arial"/>
+          <w:lang w:val="es-PE"/>
+        </w:rPr>
       </w:pPr>
       <w:r>
         <w:rPr>
-          <w:rFonts w:ascii="Arial" w:eastAsia="Arial" w:hAnsi="Arial" w:cs="Arial"/>
-          <w:color w:val="000000"/>
-          <w:spacing w:val="2"/>
-          <w:highlight w:val="white"/>
-        </w:rPr>
-        <w:t>No se puede realizar copias de seguridad ni restaurar la información automáticamente.</w:t>
+          <w:rFonts w:ascii="Arial" w:hAnsi="Arial" w:cs="Arial"/>
+          <w:lang w:val="es-PE"/>
+        </w:rPr>
+        <w:t>Capacidad limitada por el uso de almacenamiento local en archivos</w:t>
       </w:r>
     </w:p>
     <w:p>
       <w:pPr>
-        <w:pBdr>
-          <w:top w:val="none" w:sz="4" w:space="0" w:color="000000"/>
-          <w:left w:val="none" w:sz="4" w:space="0" w:color="000000"/>
-          <w:bottom w:val="none" w:sz="4" w:space="0" w:color="000000"/>
-          <w:right w:val="none" w:sz="4" w:space="0" w:color="000000"/>
-        </w:pBdr>
-        <w:shd w:val="clear" w:color="FFFFFF" w:fill="FFFFFF"/>
-        <w:jc w:val="both"/>
-      </w:pPr>
-    </w:p>
-    <w:p>
-      <w:pPr>
+        <w:numPr>
+          <w:ilvl w:val="0"/>
+          <w:numId w:val="42"/>
+        </w:numPr>
+        <w:tabs>
+          <w:tab w:val="num" w:pos="720"/>
+        </w:tabs>
+        <w:spacing w:line="360" w:lineRule="auto"/>
         <w:rPr>
           <w:rFonts w:ascii="Arial" w:hAnsi="Arial" w:cs="Arial"/>
           <w:b/>
           <w:bCs/>
-          <w:sz w:val="22"/>
-          <w:szCs w:val="22"/>
           <w:lang w:val="es-PE"/>
         </w:rPr>
       </w:pPr>
       <w:r>
         <w:rPr>
-          <w:rFonts w:ascii="Arial" w:eastAsia="Arial" w:hAnsi="Arial" w:cs="Arial"/>
-          <w:color w:val="000000"/>
-          <w:spacing w:val="2"/>
-          <w:highlight w:val="white"/>
-        </w:rPr>
-        <w:t>El sistema está limitado a una sola ubicación y no admite múltiples ubicaciones.</w:t>
+          <w:rFonts w:ascii="Arial" w:hAnsi="Arial" w:cs="Arial"/>
+          <w:b/>
+          <w:bCs/>
+          <w:lang w:val="es-PE"/>
+        </w:rPr>
+        <w:t>Restricciones operacionales:</w:t>
+      </w:r>
+    </w:p>
+    <w:p>
+      <w:pPr>
+        <w:numPr>
+          <w:ilvl w:val="1"/>
+          <w:numId w:val="41"/>
+        </w:numPr>
+        <w:tabs>
+          <w:tab w:val="clear" w:pos="1440"/>
+        </w:tabs>
+        <w:spacing w:line="360" w:lineRule="auto"/>
+        <w:ind w:left="851"/>
+        <w:rPr>
+          <w:rFonts w:ascii="Arial" w:hAnsi="Arial" w:cs="Arial"/>
+          <w:lang w:val="es-PE"/>
+        </w:rPr>
+      </w:pPr>
+      <w:r>
+        <w:rPr>
+          <w:rFonts w:ascii="Arial" w:hAnsi="Arial" w:cs="Arial"/>
+          <w:lang w:val="es-PE"/>
+        </w:rPr>
+        <w:t>Debe funcionar en equipos con especificaciones técnicas modestas</w:t>
+      </w:r>
+    </w:p>
+    <w:p>
+      <w:pPr>
+        <w:numPr>
+          <w:ilvl w:val="1"/>
+          <w:numId w:val="41"/>
+        </w:numPr>
+        <w:tabs>
+          <w:tab w:val="clear" w:pos="1440"/>
+        </w:tabs>
+        <w:spacing w:line="360" w:lineRule="auto"/>
+        <w:ind w:left="851"/>
+        <w:rPr>
+          <w:rFonts w:ascii="Arial" w:hAnsi="Arial" w:cs="Arial"/>
+          <w:lang w:val="es-PE"/>
+        </w:rPr>
+      </w:pPr>
+      <w:r>
+        <w:rPr>
+          <w:rFonts w:ascii="Arial" w:hAnsi="Arial" w:cs="Arial"/>
+          <w:lang w:val="es-PE"/>
+        </w:rPr>
+        <w:t>Interfaz diseñada para personal con competencias digitales básicas</w:t>
+      </w:r>
+    </w:p>
+    <w:p>
+      <w:pPr>
+        <w:numPr>
+          <w:ilvl w:val="1"/>
+          <w:numId w:val="41"/>
+        </w:numPr>
+        <w:tabs>
+          <w:tab w:val="clear" w:pos="1440"/>
+        </w:tabs>
+        <w:spacing w:line="360" w:lineRule="auto"/>
+        <w:ind w:left="851"/>
+        <w:rPr>
+          <w:rFonts w:ascii="Arial" w:hAnsi="Arial" w:cs="Arial"/>
+          <w:lang w:val="es-PE"/>
+        </w:rPr>
+      </w:pPr>
+      <w:r>
+        <w:rPr>
+          <w:rFonts w:ascii="Arial" w:hAnsi="Arial" w:cs="Arial"/>
+          <w:lang w:val="es-PE"/>
+        </w:rPr>
+        <w:t>Mantenimiento mínimo requerido después de la implementación</w:t>
+      </w:r>
+    </w:p>
+    <w:p>
+      <w:pPr>
+        <w:numPr>
+          <w:ilvl w:val="0"/>
+          <w:numId w:val="42"/>
+        </w:numPr>
+        <w:tabs>
+          <w:tab w:val="num" w:pos="720"/>
+        </w:tabs>
+        <w:spacing w:line="360" w:lineRule="auto"/>
+        <w:rPr>
+          <w:rFonts w:ascii="Arial" w:hAnsi="Arial" w:cs="Arial"/>
+          <w:b/>
+          <w:bCs/>
+          <w:lang w:val="es-PE"/>
+        </w:rPr>
+      </w:pPr>
+      <w:r>
+        <w:rPr>
+          <w:rFonts w:ascii="Arial" w:hAnsi="Arial" w:cs="Arial"/>
+          <w:b/>
+          <w:bCs/>
+          <w:lang w:val="es-PE"/>
+        </w:rPr>
+        <w:t>Restricciones temporales y económicas:</w:t>
+      </w:r>
+    </w:p>
+    <w:p>
+      <w:pPr>
+        <w:numPr>
+          <w:ilvl w:val="1"/>
+          <w:numId w:val="41"/>
+        </w:numPr>
+        <w:tabs>
+          <w:tab w:val="clear" w:pos="1440"/>
+        </w:tabs>
+        <w:spacing w:line="360" w:lineRule="auto"/>
+        <w:ind w:left="851"/>
+        <w:rPr>
+          <w:rFonts w:ascii="Arial" w:hAnsi="Arial" w:cs="Arial"/>
+          <w:lang w:val="es-PE"/>
+        </w:rPr>
+      </w:pPr>
+      <w:r>
+        <w:rPr>
+          <w:rFonts w:ascii="Arial" w:hAnsi="Arial" w:cs="Arial"/>
+          <w:lang w:val="es-PE"/>
+        </w:rPr>
+        <w:t>Presupuesto limitado que prioriza funcionalidad sobre estética</w:t>
+      </w:r>
+    </w:p>
+    <w:p>
+      <w:pPr>
+        <w:numPr>
+          <w:ilvl w:val="1"/>
+          <w:numId w:val="41"/>
+        </w:numPr>
+        <w:tabs>
+          <w:tab w:val="clear" w:pos="1440"/>
+        </w:tabs>
+        <w:spacing w:line="360" w:lineRule="auto"/>
+        <w:ind w:left="851"/>
+        <w:rPr>
+          <w:rFonts w:ascii="Arial" w:hAnsi="Arial" w:cs="Arial"/>
+          <w:lang w:val="es-PE"/>
+        </w:rPr>
+      </w:pPr>
+      <w:r>
+        <w:rPr>
+          <w:rFonts w:ascii="Arial" w:hAnsi="Arial" w:cs="Arial"/>
+          <w:lang w:val="es-PE"/>
+        </w:rPr>
+        <w:t>Solución escalable, pero con requerimientos iniciales mínimos</w:t>
       </w:r>
     </w:p>
     <w:p>
@@ -1810,42 +1920,49 @@
       </w:pPr>
     </w:p>
     <w:p>
-      <w:r>
+      <w:pPr>
+        <w:numPr>
+          <w:ilvl w:val="0"/>
+          <w:numId w:val="42"/>
+        </w:numPr>
+        <w:spacing w:line="360" w:lineRule="auto"/>
         <w:rPr>
           <w:rFonts w:ascii="Arial" w:hAnsi="Arial" w:cs="Arial"/>
           <w:lang w:val="es-PE"/>
         </w:rPr>
-        <w:t>Implementar una base de datos relacional para reemplazar el mantenimiento manual de registros.</w:t>
+      </w:pPr>
+      <w:r>
+        <w:rPr>
+          <w:rFonts w:ascii="Arial" w:hAnsi="Arial" w:cs="Arial"/>
+          <w:b/>
+          <w:bCs/>
+          <w:lang w:val="es-PE"/>
+        </w:rPr>
+        <w:t>Implementar una interfaz local para reemplazar el registro manual</w:t>
       </w:r>
     </w:p>
-    <w:p/>
     <w:p>
-      <w:r>
+      <w:pPr>
+        <w:numPr>
+          <w:ilvl w:val="1"/>
+          <w:numId w:val="41"/>
+        </w:numPr>
+        <w:tabs>
+          <w:tab w:val="clear" w:pos="1440"/>
+        </w:tabs>
+        <w:spacing w:line="360" w:lineRule="auto"/>
+        <w:ind w:left="851"/>
         <w:rPr>
           <w:rFonts w:ascii="Arial" w:hAnsi="Arial" w:cs="Arial"/>
           <w:lang w:val="es-PE"/>
         </w:rPr>
-        <w:t>Construcción de un módulo de reservas que pueda integrarse con plataformas externas en futuras versiones.</w:t>
-      </w:r>
-    </w:p>
-    <w:p/>
-    <w:p>
+      </w:pPr>
       <w:r>
         <w:rPr>
           <w:rFonts w:ascii="Arial" w:hAnsi="Arial" w:cs="Arial"/>
           <w:lang w:val="es-PE"/>
         </w:rPr>
-        <w:t>Aplicar roles de usuario con diferentes permisos para proteger los datos (por ejemplo, recepcionista, administrador).</w:t>
-      </w:r>
-    </w:p>
-    <w:p/>
-    <w:p>
-      <w:r>
-        <w:rPr>
-          <w:rFonts w:ascii="Arial" w:hAnsi="Arial" w:cs="Arial"/>
-          <w:lang w:val="es-PE"/>
-        </w:rPr>
-        <w:t xml:space="preserve">Diseñar planes automatizados de </w:t>
+        <w:t>Pantalla única con pestañas para: registro, check-in/</w:t>
       </w:r>
       <w:proofErr w:type="spellStart"/>
       <w:r>
@@ -1853,7 +1970,7 @@
           <w:rFonts w:ascii="Arial" w:hAnsi="Arial" w:cs="Arial"/>
           <w:lang w:val="es-PE"/>
         </w:rPr>
-        <w:t>backup</w:t>
+        <w:t>out</w:t>
       </w:r>
       <w:proofErr w:type="spellEnd"/>
       <w:r>
@@ -1861,72 +1978,256 @@
           <w:rFonts w:ascii="Arial" w:hAnsi="Arial" w:cs="Arial"/>
           <w:lang w:val="es-PE"/>
         </w:rPr>
-        <w:t xml:space="preserve"> y recuperación ante desastres.</w:t>
-      </w:r>
-    </w:p>
-    <w:p/>
-    <w:p>
-      <w:pPr>
-        <w:rPr>
-          <w:rFonts w:ascii="Arial" w:hAnsi="Arial" w:cs="Arial"/>
-        </w:rPr>
-      </w:pPr>
-      <w:r>
-        <w:rPr>
-          <w:rFonts w:ascii="Arial" w:hAnsi="Arial" w:cs="Arial"/>
-          <w:lang w:val="es-PE"/>
-        </w:rPr>
-        <w:lastRenderedPageBreak/>
-        <w:t>Considere la posibilidad de ampliar la oficina o sucursal en el futuro desde la etapa de diseño.</w:t>
+        <w:t xml:space="preserve"> y consultas</w:t>
       </w:r>
     </w:p>
     <w:p>
       <w:pPr>
-        <w:jc w:val="center"/>
+        <w:numPr>
+          <w:ilvl w:val="1"/>
+          <w:numId w:val="41"/>
+        </w:numPr>
+        <w:tabs>
+          <w:tab w:val="clear" w:pos="1440"/>
+        </w:tabs>
+        <w:spacing w:line="360" w:lineRule="auto"/>
+        <w:ind w:left="851"/>
         <w:rPr>
           <w:rFonts w:ascii="Arial" w:hAnsi="Arial" w:cs="Arial"/>
-          <w:sz w:val="22"/>
-          <w:szCs w:val="22"/>
           <w:lang w:val="es-PE"/>
         </w:rPr>
       </w:pPr>
+      <w:r>
+        <w:rPr>
+          <w:rFonts w:ascii="Arial" w:hAnsi="Arial" w:cs="Arial"/>
+          <w:lang w:val="es-PE"/>
+        </w:rPr>
+        <w:t>Diseño intuitivo con validaciones automáticas de datos</w:t>
+      </w:r>
     </w:p>
     <w:p>
       <w:pPr>
-        <w:jc w:val="center"/>
+        <w:numPr>
+          <w:ilvl w:val="0"/>
+          <w:numId w:val="42"/>
+        </w:numPr>
+        <w:tabs>
+          <w:tab w:val="num" w:pos="720"/>
+        </w:tabs>
+        <w:spacing w:line="360" w:lineRule="auto"/>
         <w:rPr>
           <w:rFonts w:ascii="Arial" w:hAnsi="Arial" w:cs="Arial"/>
-          <w:sz w:val="22"/>
-          <w:szCs w:val="22"/>
           <w:lang w:val="es-PE"/>
         </w:rPr>
       </w:pPr>
+      <w:r>
+        <w:rPr>
+          <w:rFonts w:ascii="Arial" w:hAnsi="Arial" w:cs="Arial"/>
+          <w:b/>
+          <w:bCs/>
+          <w:lang w:val="es-PE"/>
+        </w:rPr>
+        <w:t>Desarrollar un módulo básico de gestión de habitaciones</w:t>
+      </w:r>
     </w:p>
     <w:p>
       <w:pPr>
-        <w:jc w:val="center"/>
+        <w:numPr>
+          <w:ilvl w:val="1"/>
+          <w:numId w:val="41"/>
+        </w:numPr>
+        <w:tabs>
+          <w:tab w:val="clear" w:pos="1440"/>
+        </w:tabs>
+        <w:spacing w:line="360" w:lineRule="auto"/>
+        <w:ind w:left="851"/>
         <w:rPr>
           <w:rFonts w:ascii="Arial" w:hAnsi="Arial" w:cs="Arial"/>
-          <w:sz w:val="22"/>
-          <w:szCs w:val="22"/>
           <w:lang w:val="es-PE"/>
         </w:rPr>
       </w:pPr>
+      <w:r>
+        <w:rPr>
+          <w:rFonts w:ascii="Arial" w:hAnsi="Arial" w:cs="Arial"/>
+          <w:lang w:val="es-PE"/>
+        </w:rPr>
+        <w:t xml:space="preserve">Visualización del estado (disponible/ocupada) </w:t>
+      </w:r>
     </w:p>
     <w:p>
       <w:pPr>
-        <w:jc w:val="center"/>
+        <w:numPr>
+          <w:ilvl w:val="0"/>
+          <w:numId w:val="42"/>
+        </w:numPr>
+        <w:tabs>
+          <w:tab w:val="num" w:pos="720"/>
+        </w:tabs>
+        <w:spacing w:line="360" w:lineRule="auto"/>
         <w:rPr>
           <w:rFonts w:ascii="Arial" w:hAnsi="Arial" w:cs="Arial"/>
-          <w:sz w:val="22"/>
-          <w:szCs w:val="22"/>
+          <w:b/>
+          <w:bCs/>
           <w:lang w:val="es-PE"/>
         </w:rPr>
       </w:pPr>
+      <w:r>
+        <w:rPr>
+          <w:rFonts w:ascii="Arial" w:hAnsi="Arial" w:cs="Arial"/>
+          <w:b/>
+          <w:bCs/>
+          <w:lang w:val="es-PE"/>
+        </w:rPr>
+        <w:lastRenderedPageBreak/>
+        <w:t>Crear un sistema de búsqueda y filtrado rápido</w:t>
+      </w:r>
     </w:p>
     <w:p>
       <w:pPr>
-        <w:jc w:val="center"/>
+        <w:numPr>
+          <w:ilvl w:val="1"/>
+          <w:numId w:val="41"/>
+        </w:numPr>
+        <w:tabs>
+          <w:tab w:val="clear" w:pos="1440"/>
+        </w:tabs>
+        <w:spacing w:line="360" w:lineRule="auto"/>
+        <w:ind w:left="851"/>
+        <w:rPr>
+          <w:rFonts w:ascii="Arial" w:hAnsi="Arial" w:cs="Arial"/>
+          <w:lang w:val="es-PE"/>
+        </w:rPr>
+      </w:pPr>
+      <w:r>
+        <w:rPr>
+          <w:rFonts w:ascii="Arial" w:hAnsi="Arial" w:cs="Arial"/>
+          <w:lang w:val="es-PE"/>
+        </w:rPr>
+        <w:t>Consulta por DNI, nombre o fecha</w:t>
+      </w:r>
+    </w:p>
+    <w:p>
+      <w:pPr>
+        <w:numPr>
+          <w:ilvl w:val="1"/>
+          <w:numId w:val="41"/>
+        </w:numPr>
+        <w:tabs>
+          <w:tab w:val="clear" w:pos="1440"/>
+        </w:tabs>
+        <w:spacing w:line="360" w:lineRule="auto"/>
+        <w:ind w:left="851"/>
+        <w:rPr>
+          <w:rFonts w:ascii="Arial" w:hAnsi="Arial" w:cs="Arial"/>
+          <w:lang w:val="es-PE"/>
+        </w:rPr>
+      </w:pPr>
+      <w:r>
+        <w:rPr>
+          <w:rFonts w:ascii="Arial" w:hAnsi="Arial" w:cs="Arial"/>
+          <w:lang w:val="es-PE"/>
+        </w:rPr>
+        <w:t>Historial simple de estadías anteriores</w:t>
+      </w:r>
+    </w:p>
+    <w:p>
+      <w:pPr>
+        <w:numPr>
+          <w:ilvl w:val="0"/>
+          <w:numId w:val="42"/>
+        </w:numPr>
+        <w:tabs>
+          <w:tab w:val="num" w:pos="720"/>
+        </w:tabs>
+        <w:spacing w:line="360" w:lineRule="auto"/>
+        <w:rPr>
+          <w:rFonts w:ascii="Arial" w:hAnsi="Arial" w:cs="Arial"/>
+          <w:b/>
+          <w:bCs/>
+          <w:lang w:val="es-PE"/>
+        </w:rPr>
+      </w:pPr>
+      <w:r>
+        <w:rPr>
+          <w:rFonts w:ascii="Arial" w:hAnsi="Arial" w:cs="Arial"/>
+          <w:b/>
+          <w:bCs/>
+          <w:lang w:val="es-PE"/>
+        </w:rPr>
+        <w:t>Implementar autenticación básica de usuario</w:t>
+      </w:r>
+    </w:p>
+    <w:p>
+      <w:pPr>
+        <w:numPr>
+          <w:ilvl w:val="1"/>
+          <w:numId w:val="41"/>
+        </w:numPr>
+        <w:tabs>
+          <w:tab w:val="clear" w:pos="1440"/>
+        </w:tabs>
+        <w:spacing w:line="360" w:lineRule="auto"/>
+        <w:ind w:left="851"/>
+        <w:rPr>
+          <w:rFonts w:ascii="Arial" w:hAnsi="Arial" w:cs="Arial"/>
+          <w:lang w:val="es-PE"/>
+        </w:rPr>
+      </w:pPr>
+      <w:r>
+        <w:rPr>
+          <w:rFonts w:ascii="Arial" w:hAnsi="Arial" w:cs="Arial"/>
+          <w:lang w:val="es-PE"/>
+        </w:rPr>
+        <w:t>Login con usuario y contraseña para personal autorizado</w:t>
+      </w:r>
+    </w:p>
+    <w:p>
+      <w:pPr>
+        <w:numPr>
+          <w:ilvl w:val="1"/>
+          <w:numId w:val="41"/>
+        </w:numPr>
+        <w:tabs>
+          <w:tab w:val="clear" w:pos="1440"/>
+        </w:tabs>
+        <w:spacing w:line="360" w:lineRule="auto"/>
+        <w:ind w:left="851"/>
+        <w:rPr>
+          <w:rFonts w:ascii="Arial" w:hAnsi="Arial" w:cs="Arial"/>
+          <w:lang w:val="es-PE"/>
+        </w:rPr>
+      </w:pPr>
+      <w:r>
+        <w:rPr>
+          <w:rFonts w:ascii="Arial" w:hAnsi="Arial" w:cs="Arial"/>
+          <w:lang w:val="es-PE"/>
+        </w:rPr>
+        <w:t>Un solo rol de acceso (recepcionista)</w:t>
+      </w:r>
+      <w:r>
+        <w:rPr>
+          <w:rFonts w:ascii="Arial" w:hAnsi="Arial" w:cs="Arial"/>
+          <w:lang w:val="es-PE"/>
+        </w:rPr>
+        <w:t xml:space="preserve"> y gerente</w:t>
+      </w:r>
+      <w:r>
+        <w:rPr>
+          <w:rFonts w:ascii="Arial" w:hAnsi="Arial" w:cs="Arial"/>
+          <w:lang w:val="es-PE"/>
+        </w:rPr>
+        <w:t xml:space="preserve"> en esta fase</w:t>
+      </w:r>
+      <w:r>
+        <w:rPr>
+          <w:rFonts w:ascii="Arial" w:hAnsi="Arial" w:cs="Arial"/>
+          <w:lang w:val="es-PE"/>
+        </w:rPr>
+        <w:t xml:space="preserve"> </w:t>
+      </w:r>
+    </w:p>
+    <w:p>
+      <w:pPr>
         <w:rPr>
           <w:rFonts w:ascii="Arial" w:hAnsi="Arial" w:cs="Arial"/>
           <w:sz w:val="22"/>
@@ -2006,17 +2307,20 @@
           <w:ilvl w:val="0"/>
           <w:numId w:val="39"/>
         </w:numPr>
-        <w:ind w:left="567"/>
-      </w:pPr>
-      <w:r>
+        <w:spacing w:line="360" w:lineRule="auto"/>
         <w:rPr>
           <w:rFonts w:ascii="Arial" w:hAnsi="Arial" w:cs="Arial"/>
           <w:lang w:val="es-PE"/>
         </w:rPr>
-        <w:t>Desarrollo de una base de datos para optimizar la gestión operativa del establecimiento de alojamiento “El Casero”.</w:t>
+      </w:pPr>
+      <w:r>
+        <w:rPr>
+          <w:rFonts w:ascii="Arial" w:hAnsi="Arial" w:cs="Arial"/>
+          <w:lang w:val="es-PE"/>
+        </w:rPr>
+        <w:t>Diseñar una interfaz digital que permita registrar y gestionar de forma eficiente la información de los huéspedes, mejorando la atención al cliente y la organización del hotel.</w:t>
       </w:r>
     </w:p>
-    <w:p/>
     <w:p>
       <w:pPr>
         <w:rPr>
@@ -2037,72 +2341,98 @@
     <w:p/>
     <w:p>
       <w:pPr>
-        <w:pStyle w:val="Prrafodelista"/>
         <w:numPr>
           <w:ilvl w:val="0"/>
-          <w:numId w:val="39"/>
+          <w:numId w:val="40"/>
         </w:numPr>
-      </w:pPr>
-      <w:r>
+        <w:spacing w:line="360" w:lineRule="auto"/>
         <w:rPr>
           <w:rFonts w:ascii="Arial" w:hAnsi="Arial" w:cs="Arial"/>
           <w:lang w:val="es-PE"/>
         </w:rPr>
-        <w:t>Identificar las entidades y relaciones gestionadas clave.</w:t>
+      </w:pPr>
+      <w:r>
+        <w:rPr>
+          <w:rFonts w:ascii="Arial" w:hAnsi="Arial" w:cs="Arial"/>
+          <w:lang w:val="es-PE"/>
+        </w:rPr>
+        <w:t>Desarrollar e Implementar el diagrama de clases</w:t>
       </w:r>
     </w:p>
-    <w:p/>
     <w:p>
       <w:pPr>
-        <w:pStyle w:val="Prrafodelista"/>
         <w:numPr>
           <w:ilvl w:val="0"/>
-          <w:numId w:val="39"/>
+          <w:numId w:val="40"/>
         </w:numPr>
-      </w:pPr>
-      <w:r>
+        <w:spacing w:line="360" w:lineRule="auto"/>
         <w:rPr>
           <w:rFonts w:ascii="Arial" w:hAnsi="Arial" w:cs="Arial"/>
           <w:lang w:val="es-PE"/>
         </w:rPr>
-        <w:t>Diseñar modelos entidad-relación, lógicos y físicos.</w:t>
+      </w:pPr>
+      <w:r>
+        <w:rPr>
+          <w:rFonts w:ascii="Arial" w:hAnsi="Arial" w:cs="Arial"/>
+          <w:lang w:val="es-PE"/>
+        </w:rPr>
+        <w:t>Facilitar la consulta del historial de huéspedes.</w:t>
       </w:r>
     </w:p>
-    <w:p/>
     <w:p>
       <w:pPr>
-        <w:pStyle w:val="Prrafodelista"/>
         <w:numPr>
           <w:ilvl w:val="0"/>
-          <w:numId w:val="39"/>
+          <w:numId w:val="40"/>
         </w:numPr>
-      </w:pPr>
-      <w:r>
+        <w:spacing w:line="360" w:lineRule="auto"/>
         <w:rPr>
           <w:rFonts w:ascii="Arial" w:hAnsi="Arial" w:cs="Arial"/>
           <w:lang w:val="es-PE"/>
         </w:rPr>
-        <w:t>Implementar sistemas para gestionar reservas, huéspedes, pagos e inventario.</w:t>
+      </w:pPr>
+      <w:r>
+        <w:rPr>
+          <w:rFonts w:ascii="Arial" w:hAnsi="Arial" w:cs="Arial"/>
+          <w:lang w:val="es-PE"/>
+        </w:rPr>
+        <w:t>Agilizar el proceso de check-in y check-</w:t>
+      </w:r>
+      <w:proofErr w:type="spellStart"/>
+      <w:r>
+        <w:rPr>
+          <w:rFonts w:ascii="Arial" w:hAnsi="Arial" w:cs="Arial"/>
+          <w:lang w:val="es-PE"/>
+        </w:rPr>
+        <w:t>out</w:t>
+      </w:r>
+      <w:proofErr w:type="spellEnd"/>
+      <w:r>
+        <w:rPr>
+          <w:rFonts w:ascii="Arial" w:hAnsi="Arial" w:cs="Arial"/>
+          <w:lang w:val="es-PE"/>
+        </w:rPr>
+        <w:t>.</w:t>
       </w:r>
     </w:p>
-    <w:p/>
     <w:p>
       <w:pPr>
-        <w:pStyle w:val="Prrafodelista"/>
         <w:numPr>
           <w:ilvl w:val="0"/>
-          <w:numId w:val="39"/>
+          <w:numId w:val="40"/>
         </w:numPr>
-        <w:rPr>
-          <w:rFonts w:ascii="Arial" w:hAnsi="Arial" w:cs="Arial"/>
-        </w:rPr>
-      </w:pPr>
-      <w:r>
+        <w:spacing w:line="360" w:lineRule="auto"/>
         <w:rPr>
           <w:rFonts w:ascii="Arial" w:hAnsi="Arial" w:cs="Arial"/>
           <w:lang w:val="es-PE"/>
         </w:rPr>
-        <w:t>Garantizar la integridad, seguridad y respaldo de la información.</w:t>
+      </w:pPr>
+      <w:r>
+        <w:rPr>
+          <w:rFonts w:ascii="Arial" w:hAnsi="Arial" w:cs="Arial"/>
+          <w:lang w:val="es-PE"/>
+        </w:rPr>
+        <w:t>Controlar la disponibilidad de habitaciones en tiempo real a la que el huésped quiere escoger.</w:t>
       </w:r>
     </w:p>
     <w:p>
@@ -2176,9 +2506,37 @@
       <w:r>
         <w:rPr>
           <w:rFonts w:ascii="Arial" w:hAnsi="Arial" w:cs="Arial"/>
-          <w:lang w:val="es-PE"/>
-        </w:rPr>
-        <w:t>El proyecto consistió en el diseño e implementación de una base de datos para registrar huéspedes, reservas, habitaciones, pagos, personal e inventario del establecimiento de alojamiento “El Casero”. La solución incluye modelos estandarizados para futura conexión a interfaces gráficas o sistemas web, aunque no incluye integración completa ni capacidades multisesión con estos sistemas.</w:t>
+        </w:rPr>
+        <w:t>El proyecto se centrará en el diseño de una interfaz digital para el Hotel "El Casero", con el fin de modernizar el registro manual de huéspedes sin desarrollar un sistema de gestión completo. La interfaz permitirá ingresar, visualizar y consultar datos básicos de los clientes, así como verificar la disponibilidad de habitaciones, todo ello mediante una aplicación de escritorio sencilla en Java.</w:t>
+      </w:r>
+    </w:p>
+    <w:p>
+      <w:pPr>
+        <w:spacing w:line="360" w:lineRule="auto"/>
+        <w:jc w:val="both"/>
+        <w:rPr>
+          <w:rFonts w:ascii="Arial" w:hAnsi="Arial" w:cs="Arial"/>
+        </w:rPr>
+      </w:pPr>
+      <w:r>
+        <w:rPr>
+          <w:rFonts w:ascii="Arial" w:hAnsi="Arial" w:cs="Arial"/>
+        </w:rPr>
+        <w:t>El enfoque estará en la usabilidad y simplicidad, garantizando que el personal del hotel pueda operarla sin dificultad. No se incluirán módulos complejos como facturación, reservas en línea o reportes avanzados, ya que el objetivo principal es agilizar el proceso de check-in/check-</w:t>
+      </w:r>
+      <w:proofErr w:type="spellStart"/>
+      <w:r>
+        <w:rPr>
+          <w:rFonts w:ascii="Arial" w:hAnsi="Arial" w:cs="Arial"/>
+        </w:rPr>
+        <w:t>out</w:t>
+      </w:r>
+      <w:proofErr w:type="spellEnd"/>
+      <w:r>
+        <w:rPr>
+          <w:rFonts w:ascii="Arial" w:hAnsi="Arial" w:cs="Arial"/>
+        </w:rPr>
+        <w:t xml:space="preserve"> y reducir errores en el registro. </w:t>
       </w:r>
     </w:p>
     <w:sectPr>
@@ -2362,29 +2720,7 @@
         <w:sz w:val="16"/>
         <w:szCs w:val="16"/>
       </w:rPr>
-      <w:t xml:space="preserve">&lt;Espinoza </w:t>
-    </w:r>
-    <w:proofErr w:type="spellStart"/>
-    <w:r>
-      <w:rPr>
-        <w:rFonts w:ascii="Arial" w:hAnsi="Arial" w:cs="Arial"/>
-        <w:i/>
-        <w:iCs/>
-        <w:sz w:val="16"/>
-        <w:szCs w:val="16"/>
-      </w:rPr>
-      <w:t>Edquen</w:t>
-    </w:r>
-    <w:proofErr w:type="spellEnd"/>
-    <w:r>
-      <w:rPr>
-        <w:rFonts w:ascii="Arial" w:hAnsi="Arial" w:cs="Arial"/>
-        <w:i/>
-        <w:iCs/>
-        <w:sz w:val="16"/>
-        <w:szCs w:val="16"/>
-      </w:rPr>
-      <w:t xml:space="preserve"> J.; Muños </w:t>
+      <w:t xml:space="preserve">&lt;Espinoza Edquen J.; Muños </w:t>
     </w:r>
     <w:proofErr w:type="spellStart"/>
     <w:r>
@@ -3912,6 +4248,155 @@
     </w:lvl>
   </w:abstractNum>
   <w:abstractNum w:abstractNumId="12" w15:restartNumberingAfterBreak="0">
+    <w:nsid w:val="28963A08"/>
+    <w:multiLevelType w:val="multilevel"/>
+    <w:tmpl w:val="F254105E"/>
+    <w:lvl w:ilvl="0">
+      <w:start w:val="1"/>
+      <w:numFmt w:val="bullet"/>
+      <w:lvlText w:val=""/>
+      <w:lvlJc w:val="left"/>
+      <w:pPr>
+        <w:tabs>
+          <w:tab w:val="num" w:pos="720"/>
+        </w:tabs>
+        <w:ind w:left="720" w:hanging="360"/>
+      </w:pPr>
+      <w:rPr>
+        <w:rFonts w:ascii="Symbol" w:hAnsi="Symbol" w:hint="default"/>
+        <w:sz w:val="20"/>
+      </w:rPr>
+    </w:lvl>
+    <w:lvl w:ilvl="1" w:tentative="1">
+      <w:start w:val="1"/>
+      <w:numFmt w:val="bullet"/>
+      <w:lvlText w:val="o"/>
+      <w:lvlJc w:val="left"/>
+      <w:pPr>
+        <w:tabs>
+          <w:tab w:val="num" w:pos="1440"/>
+        </w:tabs>
+        <w:ind w:left="1440" w:hanging="360"/>
+      </w:pPr>
+      <w:rPr>
+        <w:rFonts w:ascii="Courier New" w:hAnsi="Courier New" w:hint="default"/>
+        <w:sz w:val="20"/>
+      </w:rPr>
+    </w:lvl>
+    <w:lvl w:ilvl="2" w:tentative="1">
+      <w:start w:val="1"/>
+      <w:numFmt w:val="bullet"/>
+      <w:lvlText w:val=""/>
+      <w:lvlJc w:val="left"/>
+      <w:pPr>
+        <w:tabs>
+          <w:tab w:val="num" w:pos="2160"/>
+        </w:tabs>
+        <w:ind w:left="2160" w:hanging="360"/>
+      </w:pPr>
+      <w:rPr>
+        <w:rFonts w:ascii="Wingdings" w:hAnsi="Wingdings" w:hint="default"/>
+        <w:sz w:val="20"/>
+      </w:rPr>
+    </w:lvl>
+    <w:lvl w:ilvl="3" w:tentative="1">
+      <w:start w:val="1"/>
+      <w:numFmt w:val="bullet"/>
+      <w:lvlText w:val=""/>
+      <w:lvlJc w:val="left"/>
+      <w:pPr>
+        <w:tabs>
+          <w:tab w:val="num" w:pos="2880"/>
+        </w:tabs>
+        <w:ind w:left="2880" w:hanging="360"/>
+      </w:pPr>
+      <w:rPr>
+        <w:rFonts w:ascii="Wingdings" w:hAnsi="Wingdings" w:hint="default"/>
+        <w:sz w:val="20"/>
+      </w:rPr>
+    </w:lvl>
+    <w:lvl w:ilvl="4" w:tentative="1">
+      <w:start w:val="1"/>
+      <w:numFmt w:val="bullet"/>
+      <w:lvlText w:val=""/>
+      <w:lvlJc w:val="left"/>
+      <w:pPr>
+        <w:tabs>
+          <w:tab w:val="num" w:pos="3600"/>
+        </w:tabs>
+        <w:ind w:left="3600" w:hanging="360"/>
+      </w:pPr>
+      <w:rPr>
+        <w:rFonts w:ascii="Wingdings" w:hAnsi="Wingdings" w:hint="default"/>
+        <w:sz w:val="20"/>
+      </w:rPr>
+    </w:lvl>
+    <w:lvl w:ilvl="5" w:tentative="1">
+      <w:start w:val="1"/>
+      <w:numFmt w:val="bullet"/>
+      <w:lvlText w:val=""/>
+      <w:lvlJc w:val="left"/>
+      <w:pPr>
+        <w:tabs>
+          <w:tab w:val="num" w:pos="4320"/>
+        </w:tabs>
+        <w:ind w:left="4320" w:hanging="360"/>
+      </w:pPr>
+      <w:rPr>
+        <w:rFonts w:ascii="Wingdings" w:hAnsi="Wingdings" w:hint="default"/>
+        <w:sz w:val="20"/>
+      </w:rPr>
+    </w:lvl>
+    <w:lvl w:ilvl="6" w:tentative="1">
+      <w:start w:val="1"/>
+      <w:numFmt w:val="bullet"/>
+      <w:lvlText w:val=""/>
+      <w:lvlJc w:val="left"/>
+      <w:pPr>
+        <w:tabs>
+          <w:tab w:val="num" w:pos="5040"/>
+        </w:tabs>
+        <w:ind w:left="5040" w:hanging="360"/>
+      </w:pPr>
+      <w:rPr>
+        <w:rFonts w:ascii="Wingdings" w:hAnsi="Wingdings" w:hint="default"/>
+        <w:sz w:val="20"/>
+      </w:rPr>
+    </w:lvl>
+    <w:lvl w:ilvl="7" w:tentative="1">
+      <w:start w:val="1"/>
+      <w:numFmt w:val="bullet"/>
+      <w:lvlText w:val=""/>
+      <w:lvlJc w:val="left"/>
+      <w:pPr>
+        <w:tabs>
+          <w:tab w:val="num" w:pos="5760"/>
+        </w:tabs>
+        <w:ind w:left="5760" w:hanging="360"/>
+      </w:pPr>
+      <w:rPr>
+        <w:rFonts w:ascii="Wingdings" w:hAnsi="Wingdings" w:hint="default"/>
+        <w:sz w:val="20"/>
+      </w:rPr>
+    </w:lvl>
+    <w:lvl w:ilvl="8" w:tentative="1">
+      <w:start w:val="1"/>
+      <w:numFmt w:val="bullet"/>
+      <w:lvlText w:val=""/>
+      <w:lvlJc w:val="left"/>
+      <w:pPr>
+        <w:tabs>
+          <w:tab w:val="num" w:pos="6480"/>
+        </w:tabs>
+        <w:ind w:left="6480" w:hanging="360"/>
+      </w:pPr>
+      <w:rPr>
+        <w:rFonts w:ascii="Wingdings" w:hAnsi="Wingdings" w:hint="default"/>
+        <w:sz w:val="20"/>
+      </w:rPr>
+    </w:lvl>
+  </w:abstractNum>
+  <w:abstractNum w:abstractNumId="13" w15:restartNumberingAfterBreak="0">
     <w:nsid w:val="2A4D7B61"/>
     <w:multiLevelType w:val="multilevel"/>
     <w:tmpl w:val="0F7438A8"/>
@@ -4034,7 +4519,7 @@
       </w:rPr>
     </w:lvl>
   </w:abstractNum>
-  <w:abstractNum w:abstractNumId="13" w15:restartNumberingAfterBreak="0">
+  <w:abstractNum w:abstractNumId="14" w15:restartNumberingAfterBreak="0">
     <w:nsid w:val="2DE847CA"/>
     <w:multiLevelType w:val="multilevel"/>
     <w:tmpl w:val="9E5CE17E"/>
@@ -4120,7 +4605,7 @@
       </w:pPr>
     </w:lvl>
   </w:abstractNum>
-  <w:abstractNum w:abstractNumId="14" w15:restartNumberingAfterBreak="0">
+  <w:abstractNum w:abstractNumId="15" w15:restartNumberingAfterBreak="0">
     <w:nsid w:val="338E032B"/>
     <w:multiLevelType w:val="multilevel"/>
     <w:tmpl w:val="5A4EFE88"/>
@@ -4244,7 +4729,7 @@
       </w:rPr>
     </w:lvl>
   </w:abstractNum>
-  <w:abstractNum w:abstractNumId="15" w15:restartNumberingAfterBreak="0">
+  <w:abstractNum w:abstractNumId="16" w15:restartNumberingAfterBreak="0">
     <w:nsid w:val="33B0135B"/>
     <w:multiLevelType w:val="multilevel"/>
     <w:tmpl w:val="8208CFA8"/>
@@ -4356,7 +4841,7 @@
       </w:rPr>
     </w:lvl>
   </w:abstractNum>
-  <w:abstractNum w:abstractNumId="16" w15:restartNumberingAfterBreak="0">
+  <w:abstractNum w:abstractNumId="17" w15:restartNumberingAfterBreak="0">
     <w:nsid w:val="36121938"/>
     <w:multiLevelType w:val="multilevel"/>
     <w:tmpl w:val="6C72C9D6"/>
@@ -4468,7 +4953,7 @@
       </w:rPr>
     </w:lvl>
   </w:abstractNum>
-  <w:abstractNum w:abstractNumId="17" w15:restartNumberingAfterBreak="0">
+  <w:abstractNum w:abstractNumId="18" w15:restartNumberingAfterBreak="0">
     <w:nsid w:val="368B3179"/>
     <w:multiLevelType w:val="multilevel"/>
     <w:tmpl w:val="6EF879B4"/>
@@ -4557,7 +5042,124 @@
       </w:pPr>
     </w:lvl>
   </w:abstractNum>
-  <w:abstractNum w:abstractNumId="18" w15:restartNumberingAfterBreak="0">
+  <w:abstractNum w:abstractNumId="19" w15:restartNumberingAfterBreak="0">
+    <w:nsid w:val="3C693B85"/>
+    <w:multiLevelType w:val="multilevel"/>
+    <w:tmpl w:val="410AA204"/>
+    <w:lvl w:ilvl="0">
+      <w:start w:val="1"/>
+      <w:numFmt w:val="decimal"/>
+      <w:lvlText w:val="%1."/>
+      <w:lvlJc w:val="left"/>
+      <w:pPr>
+        <w:tabs>
+          <w:tab w:val="num" w:pos="720"/>
+        </w:tabs>
+        <w:ind w:left="720" w:hanging="360"/>
+      </w:pPr>
+    </w:lvl>
+    <w:lvl w:ilvl="1">
+      <w:start w:val="1"/>
+      <w:numFmt w:val="bullet"/>
+      <w:lvlText w:val="o"/>
+      <w:lvlJc w:val="left"/>
+      <w:pPr>
+        <w:tabs>
+          <w:tab w:val="num" w:pos="1440"/>
+        </w:tabs>
+        <w:ind w:left="1440" w:hanging="360"/>
+      </w:pPr>
+      <w:rPr>
+        <w:rFonts w:ascii="Courier New" w:hAnsi="Courier New" w:hint="default"/>
+        <w:sz w:val="20"/>
+      </w:rPr>
+    </w:lvl>
+    <w:lvl w:ilvl="2" w:tentative="1">
+      <w:start w:val="1"/>
+      <w:numFmt w:val="decimal"/>
+      <w:lvlText w:val="%3."/>
+      <w:lvlJc w:val="left"/>
+      <w:pPr>
+        <w:tabs>
+          <w:tab w:val="num" w:pos="2160"/>
+        </w:tabs>
+        <w:ind w:left="2160" w:hanging="360"/>
+      </w:pPr>
+    </w:lvl>
+    <w:lvl w:ilvl="3" w:tentative="1">
+      <w:start w:val="1"/>
+      <w:numFmt w:val="decimal"/>
+      <w:lvlText w:val="%4."/>
+      <w:lvlJc w:val="left"/>
+      <w:pPr>
+        <w:tabs>
+          <w:tab w:val="num" w:pos="2880"/>
+        </w:tabs>
+        <w:ind w:left="2880" w:hanging="360"/>
+      </w:pPr>
+    </w:lvl>
+    <w:lvl w:ilvl="4" w:tentative="1">
+      <w:start w:val="1"/>
+      <w:numFmt w:val="decimal"/>
+      <w:lvlText w:val="%5."/>
+      <w:lvlJc w:val="left"/>
+      <w:pPr>
+        <w:tabs>
+          <w:tab w:val="num" w:pos="3600"/>
+        </w:tabs>
+        <w:ind w:left="3600" w:hanging="360"/>
+      </w:pPr>
+    </w:lvl>
+    <w:lvl w:ilvl="5" w:tentative="1">
+      <w:start w:val="1"/>
+      <w:numFmt w:val="decimal"/>
+      <w:lvlText w:val="%6."/>
+      <w:lvlJc w:val="left"/>
+      <w:pPr>
+        <w:tabs>
+          <w:tab w:val="num" w:pos="4320"/>
+        </w:tabs>
+        <w:ind w:left="4320" w:hanging="360"/>
+      </w:pPr>
+    </w:lvl>
+    <w:lvl w:ilvl="6" w:tentative="1">
+      <w:start w:val="1"/>
+      <w:numFmt w:val="decimal"/>
+      <w:lvlText w:val="%7."/>
+      <w:lvlJc w:val="left"/>
+      <w:pPr>
+        <w:tabs>
+          <w:tab w:val="num" w:pos="5040"/>
+        </w:tabs>
+        <w:ind w:left="5040" w:hanging="360"/>
+      </w:pPr>
+    </w:lvl>
+    <w:lvl w:ilvl="7" w:tentative="1">
+      <w:start w:val="1"/>
+      <w:numFmt w:val="decimal"/>
+      <w:lvlText w:val="%8."/>
+      <w:lvlJc w:val="left"/>
+      <w:pPr>
+        <w:tabs>
+          <w:tab w:val="num" w:pos="5760"/>
+        </w:tabs>
+        <w:ind w:left="5760" w:hanging="360"/>
+      </w:pPr>
+    </w:lvl>
+    <w:lvl w:ilvl="8" w:tentative="1">
+      <w:start w:val="1"/>
+      <w:numFmt w:val="decimal"/>
+      <w:lvlText w:val="%9."/>
+      <w:lvlJc w:val="left"/>
+      <w:pPr>
+        <w:tabs>
+          <w:tab w:val="num" w:pos="6480"/>
+        </w:tabs>
+        <w:ind w:left="6480" w:hanging="360"/>
+      </w:pPr>
+    </w:lvl>
+  </w:abstractNum>
+  <w:abstractNum w:abstractNumId="20" w15:restartNumberingAfterBreak="0">
     <w:nsid w:val="410C378A"/>
     <w:multiLevelType w:val="multilevel"/>
     <w:tmpl w:val="AB52DA40"/>
@@ -4673,7 +5275,7 @@
       </w:rPr>
     </w:lvl>
   </w:abstractNum>
-  <w:abstractNum w:abstractNumId="19" w15:restartNumberingAfterBreak="0">
+  <w:abstractNum w:abstractNumId="21" w15:restartNumberingAfterBreak="0">
     <w:nsid w:val="42AB6A6F"/>
     <w:multiLevelType w:val="multilevel"/>
     <w:tmpl w:val="D58E5894"/>
@@ -4797,7 +5399,7 @@
       </w:rPr>
     </w:lvl>
   </w:abstractNum>
-  <w:abstractNum w:abstractNumId="20" w15:restartNumberingAfterBreak="0">
+  <w:abstractNum w:abstractNumId="22" w15:restartNumberingAfterBreak="0">
     <w:nsid w:val="431F3CD0"/>
     <w:multiLevelType w:val="multilevel"/>
     <w:tmpl w:val="52CAA7E4"/>
@@ -4909,7 +5511,7 @@
       </w:rPr>
     </w:lvl>
   </w:abstractNum>
-  <w:abstractNum w:abstractNumId="21" w15:restartNumberingAfterBreak="0">
+  <w:abstractNum w:abstractNumId="23" w15:restartNumberingAfterBreak="0">
     <w:nsid w:val="47153B18"/>
     <w:multiLevelType w:val="multilevel"/>
     <w:tmpl w:val="816479B2"/>
@@ -4995,7 +5597,7 @@
       </w:pPr>
     </w:lvl>
   </w:abstractNum>
-  <w:abstractNum w:abstractNumId="22" w15:restartNumberingAfterBreak="0">
+  <w:abstractNum w:abstractNumId="24" w15:restartNumberingAfterBreak="0">
     <w:nsid w:val="5957199A"/>
     <w:multiLevelType w:val="multilevel"/>
     <w:tmpl w:val="DF125262"/>
@@ -5085,7 +5687,7 @@
       </w:pPr>
     </w:lvl>
   </w:abstractNum>
-  <w:abstractNum w:abstractNumId="23" w15:restartNumberingAfterBreak="0">
+  <w:abstractNum w:abstractNumId="25" w15:restartNumberingAfterBreak="0">
     <w:nsid w:val="5C270985"/>
     <w:multiLevelType w:val="multilevel"/>
     <w:tmpl w:val="D714B99E"/>
@@ -5198,7 +5800,7 @@
       </w:rPr>
     </w:lvl>
   </w:abstractNum>
-  <w:abstractNum w:abstractNumId="24" w15:restartNumberingAfterBreak="0">
+  <w:abstractNum w:abstractNumId="26" w15:restartNumberingAfterBreak="0">
     <w:nsid w:val="63CD7C68"/>
     <w:multiLevelType w:val="multilevel"/>
     <w:tmpl w:val="D360A098"/>
@@ -5310,7 +5912,124 @@
       </w:rPr>
     </w:lvl>
   </w:abstractNum>
-  <w:abstractNum w:abstractNumId="25" w15:restartNumberingAfterBreak="0">
+  <w:abstractNum w:abstractNumId="27" w15:restartNumberingAfterBreak="0">
+    <w:nsid w:val="652454F8"/>
+    <w:multiLevelType w:val="multilevel"/>
+    <w:tmpl w:val="F7867EDE"/>
+    <w:lvl w:ilvl="0">
+      <w:start w:val="1"/>
+      <w:numFmt w:val="decimal"/>
+      <w:lvlText w:val="%1."/>
+      <w:lvlJc w:val="left"/>
+      <w:pPr>
+        <w:tabs>
+          <w:tab w:val="num" w:pos="720"/>
+        </w:tabs>
+        <w:ind w:left="720" w:hanging="360"/>
+      </w:pPr>
+    </w:lvl>
+    <w:lvl w:ilvl="1">
+      <w:start w:val="1"/>
+      <w:numFmt w:val="bullet"/>
+      <w:lvlText w:val="o"/>
+      <w:lvlJc w:val="left"/>
+      <w:pPr>
+        <w:tabs>
+          <w:tab w:val="num" w:pos="1440"/>
+        </w:tabs>
+        <w:ind w:left="1440" w:hanging="360"/>
+      </w:pPr>
+      <w:rPr>
+        <w:rFonts w:ascii="Courier New" w:hAnsi="Courier New" w:hint="default"/>
+        <w:sz w:val="20"/>
+      </w:rPr>
+    </w:lvl>
+    <w:lvl w:ilvl="2" w:tentative="1">
+      <w:start w:val="1"/>
+      <w:numFmt w:val="decimal"/>
+      <w:lvlText w:val="%3."/>
+      <w:lvlJc w:val="left"/>
+      <w:pPr>
+        <w:tabs>
+          <w:tab w:val="num" w:pos="2160"/>
+        </w:tabs>
+        <w:ind w:left="2160" w:hanging="360"/>
+      </w:pPr>
+    </w:lvl>
+    <w:lvl w:ilvl="3" w:tentative="1">
+      <w:start w:val="1"/>
+      <w:numFmt w:val="decimal"/>
+      <w:lvlText w:val="%4."/>
+      <w:lvlJc w:val="left"/>
+      <w:pPr>
+        <w:tabs>
+          <w:tab w:val="num" w:pos="2880"/>
+        </w:tabs>
+        <w:ind w:left="2880" w:hanging="360"/>
+      </w:pPr>
+    </w:lvl>
+    <w:lvl w:ilvl="4" w:tentative="1">
+      <w:start w:val="1"/>
+      <w:numFmt w:val="decimal"/>
+      <w:lvlText w:val="%5."/>
+      <w:lvlJc w:val="left"/>
+      <w:pPr>
+        <w:tabs>
+          <w:tab w:val="num" w:pos="3600"/>
+        </w:tabs>
+        <w:ind w:left="3600" w:hanging="360"/>
+      </w:pPr>
+    </w:lvl>
+    <w:lvl w:ilvl="5" w:tentative="1">
+      <w:start w:val="1"/>
+      <w:numFmt w:val="decimal"/>
+      <w:lvlText w:val="%6."/>
+      <w:lvlJc w:val="left"/>
+      <w:pPr>
+        <w:tabs>
+          <w:tab w:val="num" w:pos="4320"/>
+        </w:tabs>
+        <w:ind w:left="4320" w:hanging="360"/>
+      </w:pPr>
+    </w:lvl>
+    <w:lvl w:ilvl="6" w:tentative="1">
+      <w:start w:val="1"/>
+      <w:numFmt w:val="decimal"/>
+      <w:lvlText w:val="%7."/>
+      <w:lvlJc w:val="left"/>
+      <w:pPr>
+        <w:tabs>
+          <w:tab w:val="num" w:pos="5040"/>
+        </w:tabs>
+        <w:ind w:left="5040" w:hanging="360"/>
+      </w:pPr>
+    </w:lvl>
+    <w:lvl w:ilvl="7" w:tentative="1">
+      <w:start w:val="1"/>
+      <w:numFmt w:val="decimal"/>
+      <w:lvlText w:val="%8."/>
+      <w:lvlJc w:val="left"/>
+      <w:pPr>
+        <w:tabs>
+          <w:tab w:val="num" w:pos="5760"/>
+        </w:tabs>
+        <w:ind w:left="5760" w:hanging="360"/>
+      </w:pPr>
+    </w:lvl>
+    <w:lvl w:ilvl="8" w:tentative="1">
+      <w:start w:val="1"/>
+      <w:numFmt w:val="decimal"/>
+      <w:lvlText w:val="%9."/>
+      <w:lvlJc w:val="left"/>
+      <w:pPr>
+        <w:tabs>
+          <w:tab w:val="num" w:pos="6480"/>
+        </w:tabs>
+        <w:ind w:left="6480" w:hanging="360"/>
+      </w:pPr>
+    </w:lvl>
+  </w:abstractNum>
+  <w:abstractNum w:abstractNumId="28" w15:restartNumberingAfterBreak="0">
     <w:nsid w:val="66D84A5E"/>
     <w:multiLevelType w:val="multilevel"/>
     <w:tmpl w:val="653AC778"/>
@@ -5399,7 +6118,7 @@
       </w:pPr>
     </w:lvl>
   </w:abstractNum>
-  <w:abstractNum w:abstractNumId="26" w15:restartNumberingAfterBreak="0">
+  <w:abstractNum w:abstractNumId="29" w15:restartNumberingAfterBreak="0">
     <w:nsid w:val="67D404AD"/>
     <w:multiLevelType w:val="multilevel"/>
     <w:tmpl w:val="3C365A88"/>
@@ -5511,7 +6230,7 @@
       </w:rPr>
     </w:lvl>
   </w:abstractNum>
-  <w:abstractNum w:abstractNumId="27" w15:restartNumberingAfterBreak="0">
+  <w:abstractNum w:abstractNumId="30" w15:restartNumberingAfterBreak="0">
     <w:nsid w:val="6EC12088"/>
     <w:multiLevelType w:val="multilevel"/>
     <w:tmpl w:val="9146D0D2"/>
@@ -5624,7 +6343,7 @@
       </w:rPr>
     </w:lvl>
   </w:abstractNum>
-  <w:abstractNum w:abstractNumId="28" w15:restartNumberingAfterBreak="0">
+  <w:abstractNum w:abstractNumId="31" w15:restartNumberingAfterBreak="0">
     <w:nsid w:val="72A91AED"/>
     <w:multiLevelType w:val="multilevel"/>
     <w:tmpl w:val="3AC27550"/>
@@ -5713,7 +6432,120 @@
       </w:pPr>
     </w:lvl>
   </w:abstractNum>
-  <w:abstractNum w:abstractNumId="29" w15:restartNumberingAfterBreak="0">
+  <w:abstractNum w:abstractNumId="32" w15:restartNumberingAfterBreak="0">
+    <w:nsid w:val="73D20C4E"/>
+    <w:multiLevelType w:val="multilevel"/>
+    <w:tmpl w:val="26AE4D46"/>
+    <w:lvl w:ilvl="0">
+      <w:start w:val="1"/>
+      <w:numFmt w:val="bullet"/>
+      <w:lvlText w:val=""/>
+      <w:lvlJc w:val="left"/>
+      <w:pPr>
+        <w:ind w:left="360" w:hanging="360"/>
+      </w:pPr>
+      <w:rPr>
+        <w:rFonts w:ascii="Symbol" w:hAnsi="Symbol" w:hint="default"/>
+      </w:rPr>
+    </w:lvl>
+    <w:lvl w:ilvl="1">
+      <w:start w:val="1"/>
+      <w:numFmt w:val="bullet"/>
+      <w:lvlText w:val="o"/>
+      <w:lvlJc w:val="left"/>
+      <w:pPr>
+        <w:ind w:left="1080" w:hanging="360"/>
+      </w:pPr>
+      <w:rPr>
+        <w:rFonts w:ascii="Courier New" w:hAnsi="Courier New" w:cs="Courier New" w:hint="default"/>
+      </w:rPr>
+    </w:lvl>
+    <w:lvl w:ilvl="2">
+      <w:start w:val="1"/>
+      <w:numFmt w:val="bullet"/>
+      <w:lvlText w:val=""/>
+      <w:lvlJc w:val="left"/>
+      <w:pPr>
+        <w:ind w:left="1800" w:hanging="360"/>
+      </w:pPr>
+      <w:rPr>
+        <w:rFonts w:ascii="Wingdings" w:hAnsi="Wingdings" w:hint="default"/>
+      </w:rPr>
+    </w:lvl>
+    <w:lvl w:ilvl="3">
+      <w:start w:val="1"/>
+      <w:numFmt w:val="bullet"/>
+      <w:lvlText w:val=""/>
+      <w:lvlJc w:val="left"/>
+      <w:pPr>
+        <w:ind w:left="2520" w:hanging="360"/>
+      </w:pPr>
+      <w:rPr>
+        <w:rFonts w:ascii="Symbol" w:hAnsi="Symbol" w:hint="default"/>
+      </w:rPr>
+    </w:lvl>
+    <w:lvl w:ilvl="4">
+      <w:start w:val="1"/>
+      <w:numFmt w:val="bullet"/>
+      <w:lvlText w:val="o"/>
+      <w:lvlJc w:val="left"/>
+      <w:pPr>
+        <w:ind w:left="3240" w:hanging="360"/>
+      </w:pPr>
+      <w:rPr>
+        <w:rFonts w:ascii="Courier New" w:hAnsi="Courier New" w:cs="Courier New" w:hint="default"/>
+      </w:rPr>
+    </w:lvl>
+    <w:lvl w:ilvl="5">
+      <w:start w:val="1"/>
+      <w:numFmt w:val="bullet"/>
+      <w:lvlText w:val=""/>
+      <w:lvlJc w:val="left"/>
+      <w:pPr>
+        <w:ind w:left="3960" w:hanging="360"/>
+      </w:pPr>
+      <w:rPr>
+        <w:rFonts w:ascii="Wingdings" w:hAnsi="Wingdings" w:hint="default"/>
+      </w:rPr>
+    </w:lvl>
+    <w:lvl w:ilvl="6">
+      <w:start w:val="1"/>
+      <w:numFmt w:val="bullet"/>
+      <w:lvlText w:val=""/>
+      <w:lvlJc w:val="left"/>
+      <w:pPr>
+        <w:ind w:left="4680" w:hanging="360"/>
+      </w:pPr>
+      <w:rPr>
+        <w:rFonts w:ascii="Symbol" w:hAnsi="Symbol" w:hint="default"/>
+      </w:rPr>
+    </w:lvl>
+    <w:lvl w:ilvl="7">
+      <w:start w:val="1"/>
+      <w:numFmt w:val="bullet"/>
+      <w:lvlText w:val="o"/>
+      <w:lvlJc w:val="left"/>
+      <w:pPr>
+        <w:ind w:left="5400" w:hanging="360"/>
+      </w:pPr>
+      <w:rPr>
+        <w:rFonts w:ascii="Courier New" w:hAnsi="Courier New" w:cs="Courier New" w:hint="default"/>
+      </w:rPr>
+    </w:lvl>
+    <w:lvl w:ilvl="8">
+      <w:start w:val="1"/>
+      <w:numFmt w:val="bullet"/>
+      <w:lvlText w:val=""/>
+      <w:lvlJc w:val="left"/>
+      <w:pPr>
+        <w:ind w:left="6120" w:hanging="360"/>
+      </w:pPr>
+      <w:rPr>
+        <w:rFonts w:ascii="Wingdings" w:hAnsi="Wingdings" w:hint="default"/>
+      </w:rPr>
+    </w:lvl>
+  </w:abstractNum>
+  <w:abstractNum w:abstractNumId="33" w15:restartNumberingAfterBreak="0">
     <w:nsid w:val="780E1515"/>
     <w:multiLevelType w:val="multilevel"/>
     <w:tmpl w:val="E7E259BE"/>
@@ -5832,7 +6664,7 @@
       </w:pPr>
     </w:lvl>
   </w:abstractNum>
-  <w:abstractNum w:abstractNumId="30" w15:restartNumberingAfterBreak="0">
+  <w:abstractNum w:abstractNumId="34" w15:restartNumberingAfterBreak="0">
     <w:nsid w:val="7B2E545B"/>
     <w:multiLevelType w:val="multilevel"/>
     <w:tmpl w:val="FCB66BD2"/>
@@ -5929,7 +6761,7 @@
       </w:pPr>
     </w:lvl>
   </w:abstractNum>
-  <w:abstractNum w:abstractNumId="31" w15:restartNumberingAfterBreak="0">
+  <w:abstractNum w:abstractNumId="35" w15:restartNumberingAfterBreak="0">
     <w:nsid w:val="7B844A7C"/>
     <w:multiLevelType w:val="multilevel"/>
     <w:tmpl w:val="913E8D0A"/>
@@ -6041,7 +6873,7 @@
       </w:rPr>
     </w:lvl>
   </w:abstractNum>
-  <w:abstractNum w:abstractNumId="32" w15:restartNumberingAfterBreak="0">
+  <w:abstractNum w:abstractNumId="36" w15:restartNumberingAfterBreak="0">
     <w:nsid w:val="7BB65557"/>
     <w:multiLevelType w:val="multilevel"/>
     <w:tmpl w:val="6938DF4A"/>
@@ -6154,7 +6986,7 @@
       </w:rPr>
     </w:lvl>
   </w:abstractNum>
-  <w:abstractNum w:abstractNumId="33" w15:restartNumberingAfterBreak="0">
+  <w:abstractNum w:abstractNumId="37" w15:restartNumberingAfterBreak="0">
     <w:nsid w:val="7C592A41"/>
     <w:multiLevelType w:val="multilevel"/>
     <w:tmpl w:val="7812E878"/>
@@ -6266,7 +7098,7 @@
       </w:rPr>
     </w:lvl>
   </w:abstractNum>
-  <w:abstractNum w:abstractNumId="34" w15:restartNumberingAfterBreak="0">
+  <w:abstractNum w:abstractNumId="38" w15:restartNumberingAfterBreak="0">
     <w:nsid w:val="7D0801AD"/>
     <w:multiLevelType w:val="multilevel"/>
     <w:tmpl w:val="0242DE0A"/>
@@ -6379,7 +7211,7 @@
       </w:rPr>
     </w:lvl>
   </w:abstractNum>
-  <w:abstractNum w:abstractNumId="35" w15:restartNumberingAfterBreak="0">
+  <w:abstractNum w:abstractNumId="39" w15:restartNumberingAfterBreak="0">
     <w:nsid w:val="7D6265B6"/>
     <w:multiLevelType w:val="multilevel"/>
     <w:tmpl w:val="810E9762"/>
@@ -6491,7 +7323,7 @@
       </w:rPr>
     </w:lvl>
   </w:abstractNum>
-  <w:abstractNum w:abstractNumId="36" w15:restartNumberingAfterBreak="0">
+  <w:abstractNum w:abstractNumId="40" w15:restartNumberingAfterBreak="0">
     <w:nsid w:val="7DD93244"/>
     <w:multiLevelType w:val="multilevel"/>
     <w:tmpl w:val="349CD2EA"/>
@@ -6581,7 +7413,7 @@
       </w:pPr>
     </w:lvl>
   </w:abstractNum>
-  <w:abstractNum w:abstractNumId="37" w15:restartNumberingAfterBreak="0">
+  <w:abstractNum w:abstractNumId="41" w15:restartNumberingAfterBreak="0">
     <w:nsid w:val="7E210716"/>
     <w:multiLevelType w:val="multilevel"/>
     <w:tmpl w:val="26AE4D46"/>
@@ -6694,7 +7526,7 @@
       </w:rPr>
     </w:lvl>
   </w:abstractNum>
-  <w:abstractNum w:abstractNumId="38" w15:restartNumberingAfterBreak="0">
+  <w:abstractNum w:abstractNumId="42" w15:restartNumberingAfterBreak="0">
     <w:nsid w:val="7F6D4028"/>
     <w:multiLevelType w:val="multilevel"/>
     <w:tmpl w:val="1A104BE0"/>
@@ -6807,34 +7639,34 @@
     </w:lvl>
   </w:abstractNum>
   <w:num w:numId="1" w16cid:durableId="901016423">
-    <w:abstractNumId w:val="29"/>
+    <w:abstractNumId w:val="33"/>
   </w:num>
   <w:num w:numId="2" w16cid:durableId="2049640157">
-    <w:abstractNumId w:val="28"/>
+    <w:abstractNumId w:val="31"/>
   </w:num>
   <w:num w:numId="3" w16cid:durableId="2032367032">
-    <w:abstractNumId w:val="30"/>
+    <w:abstractNumId w:val="34"/>
   </w:num>
   <w:num w:numId="4" w16cid:durableId="1654024356">
-    <w:abstractNumId w:val="21"/>
+    <w:abstractNumId w:val="23"/>
   </w:num>
   <w:num w:numId="5" w16cid:durableId="1522738001">
-    <w:abstractNumId w:val="22"/>
+    <w:abstractNumId w:val="24"/>
   </w:num>
   <w:num w:numId="6" w16cid:durableId="135685222">
-    <w:abstractNumId w:val="36"/>
+    <w:abstractNumId w:val="40"/>
   </w:num>
   <w:num w:numId="7" w16cid:durableId="1136683440">
-    <w:abstractNumId w:val="18"/>
+    <w:abstractNumId w:val="20"/>
   </w:num>
   <w:num w:numId="8" w16cid:durableId="1301886278">
-    <w:abstractNumId w:val="24"/>
+    <w:abstractNumId w:val="26"/>
   </w:num>
   <w:num w:numId="9" w16cid:durableId="1297225810">
-    <w:abstractNumId w:val="33"/>
+    <w:abstractNumId w:val="37"/>
   </w:num>
   <w:num w:numId="10" w16cid:durableId="1450586702">
-    <w:abstractNumId w:val="38"/>
+    <w:abstractNumId w:val="42"/>
   </w:num>
   <w:num w:numId="11" w16cid:durableId="1814062317">
     <w:abstractNumId w:val="5"/>
@@ -6846,43 +7678,43 @@
     <w:abstractNumId w:val="2"/>
   </w:num>
   <w:num w:numId="14" w16cid:durableId="823201700">
-    <w:abstractNumId w:val="12"/>
+    <w:abstractNumId w:val="13"/>
   </w:num>
   <w:num w:numId="15" w16cid:durableId="698973485">
-    <w:abstractNumId w:val="15"/>
+    <w:abstractNumId w:val="16"/>
   </w:num>
   <w:num w:numId="16" w16cid:durableId="717556136">
-    <w:abstractNumId w:val="27"/>
+    <w:abstractNumId w:val="30"/>
   </w:num>
   <w:num w:numId="17" w16cid:durableId="855383475">
     <w:abstractNumId w:val="6"/>
   </w:num>
   <w:num w:numId="18" w16cid:durableId="2124762493">
-    <w:abstractNumId w:val="32"/>
+    <w:abstractNumId w:val="36"/>
   </w:num>
   <w:num w:numId="19" w16cid:durableId="1523206804">
-    <w:abstractNumId w:val="31"/>
+    <w:abstractNumId w:val="35"/>
   </w:num>
   <w:num w:numId="20" w16cid:durableId="1399940918">
-    <w:abstractNumId w:val="26"/>
+    <w:abstractNumId w:val="29"/>
   </w:num>
   <w:num w:numId="21" w16cid:durableId="73824467">
-    <w:abstractNumId w:val="35"/>
+    <w:abstractNumId w:val="39"/>
   </w:num>
   <w:num w:numId="22" w16cid:durableId="32535189">
-    <w:abstractNumId w:val="13"/>
+    <w:abstractNumId w:val="14"/>
   </w:num>
   <w:num w:numId="23" w16cid:durableId="117068869">
     <w:abstractNumId w:val="1"/>
   </w:num>
   <w:num w:numId="24" w16cid:durableId="2118523136">
-    <w:abstractNumId w:val="17"/>
+    <w:abstractNumId w:val="18"/>
   </w:num>
   <w:num w:numId="25" w16cid:durableId="1103113967">
-    <w:abstractNumId w:val="25"/>
+    <w:abstractNumId w:val="28"/>
   </w:num>
   <w:num w:numId="26" w16cid:durableId="1997998635">
-    <w:abstractNumId w:val="19"/>
+    <w:abstractNumId w:val="21"/>
   </w:num>
   <w:num w:numId="27" w16cid:durableId="1929801025">
     <w:abstractNumId w:val="7"/>
@@ -6891,16 +7723,16 @@
     <w:abstractNumId w:val="10"/>
   </w:num>
   <w:num w:numId="29" w16cid:durableId="443237319">
-    <w:abstractNumId w:val="34"/>
+    <w:abstractNumId w:val="38"/>
   </w:num>
   <w:num w:numId="30" w16cid:durableId="439375248">
-    <w:abstractNumId w:val="20"/>
+    <w:abstractNumId w:val="22"/>
   </w:num>
   <w:num w:numId="31" w16cid:durableId="246621594">
-    <w:abstractNumId w:val="16"/>
+    <w:abstractNumId w:val="17"/>
   </w:num>
   <w:num w:numId="32" w16cid:durableId="802890634">
-    <w:abstractNumId w:val="14"/>
+    <w:abstractNumId w:val="15"/>
   </w:num>
   <w:num w:numId="33" w16cid:durableId="176235756">
     <w:abstractNumId w:val="8"/>
@@ -6912,16 +7744,28 @@
     <w:abstractNumId w:val="9"/>
   </w:num>
   <w:num w:numId="36" w16cid:durableId="1955092216">
-    <w:abstractNumId w:val="23"/>
+    <w:abstractNumId w:val="25"/>
   </w:num>
   <w:num w:numId="37" w16cid:durableId="429548718">
     <w:abstractNumId w:val="11"/>
   </w:num>
   <w:num w:numId="38" w16cid:durableId="1994092912">
-    <w:abstractNumId w:val="37"/>
+    <w:abstractNumId w:val="41"/>
   </w:num>
   <w:num w:numId="39" w16cid:durableId="525217487">
     <w:abstractNumId w:val="0"/>
+  </w:num>
+  <w:num w:numId="40" w16cid:durableId="395326406">
+    <w:abstractNumId w:val="12"/>
+  </w:num>
+  <w:num w:numId="41" w16cid:durableId="2032681325">
+    <w:abstractNumId w:val="19"/>
+  </w:num>
+  <w:num w:numId="42" w16cid:durableId="1536698466">
+    <w:abstractNumId w:val="32"/>
+  </w:num>
+  <w:num w:numId="43" w16cid:durableId="1390420516">
+    <w:abstractNumId w:val="27"/>
   </w:num>
 </w:numbering>
 </file>
@@ -7520,6 +8364,7 @@
   <w:style w:type="character" w:default="1" w:styleId="Fuentedeprrafopredeter">
     <w:name w:val="Default Paragraph Font"/>
     <w:uiPriority w:val="1"/>
+    <w:semiHidden/>
     <w:unhideWhenUsed/>
   </w:style>
   <w:style w:type="table" w:default="1" w:styleId="Tablanormal">
